--- a/lessons/7-2-group1/homework.docx
+++ b/lessons/7-2-group1/homework.docx
@@ -19,24 +19,13 @@
     </w:p>
     <w:p>
       <w:pPr>
-        <w:pStyle w:val="Title"/>
+        <w:pStyle w:val="Heading1"/>
       </w:pPr>
       <w:r>
         <w:rPr>
           <w:rFonts w:ascii="Arial" w:hAnsi="Arial" w:eastAsia="Arial" w:cs="Arial"/>
         </w:rPr>
         <w:t>Rational Numbers on a Number Line</w:t>
-      </w:r>
-    </w:p>
-    <w:p>
-      <w:pPr>
-        <w:pStyle w:val="PublisherEdition"/>
-      </w:pPr>
-      <w:r>
-        <w:rPr>
-          <w:rFonts w:ascii="Arial" w:hAnsi="Arial" w:eastAsia="Arial" w:cs="Arial"/>
-        </w:rPr>
-        <w:t>Version 2  /  Regular</w:t>
       </w:r>
     </w:p>
     <w:p>
@@ -96,7 +85,7 @@
     </w:p>
     <w:p>
       <w:pPr>
-        <w:pStyle w:val="PublisherSection"/>
+        <w:pStyle w:val="Heading2"/>
         <w:shd w:val="clear" w:color="auto" w:fill="EEF4F5"/>
         <w:pBdr>
           <w:left w:val="single" w:color="176B70" w:sz="20" w:space="7"/>
@@ -118,8 +107,6 @@
       <w:tblPr>
         <w:tblW w:type="dxa" w:w="10368"/>
         <w:jc w:val="center"/>
-        <w:tblLayout w:type="fixed"/>
-        <w:tblLook w:firstColumn="1" w:firstRow="1" w:lastColumn="0" w:lastRow="0" w:noHBand="0" w:noVBand="1" w:val="04A0"/>
         <w:tblInd w:type="dxa" w:w="0"/>
         <w:tblBorders>
           <w:top w:val="single" w:color="B9C9CE" w:sz="4" w:space="0"/>
@@ -129,6 +116,10 @@
           <w:insideH w:val="single" w:color="FFFFFF" w:sz="8" w:space="0"/>
           <w:insideV w:val="single" w:color="FFFFFF" w:sz="12" w:space="0"/>
         </w:tblBorders>
+        <w:tblLayout w:type="fixed"/>
+        <w:tblLook w:firstColumn="1" w:firstRow="1" w:lastColumn="0" w:lastRow="0" w:noHBand="0" w:noVBand="1" w:val="04A0"/>
+        <w:tblCaption w:val="Learn from a model"/>
+        <w:tblDescription w:val="Layout table. It only arranges the page; read its cells in order."/>
       </w:tblPr>
       <w:tblGrid>
         <w:gridCol w:w="4464"/>
@@ -429,7 +420,7 @@
     </w:p>
     <w:p>
       <w:pPr>
-        <w:pStyle w:val="PublisherSection"/>
+        <w:pStyle w:val="Heading2"/>
         <w:shd w:val="clear" w:color="auto" w:fill="EEF4F5"/>
         <w:pBdr>
           <w:left w:val="single" w:color="176B70" w:sz="20" w:space="7"/>
@@ -451,8 +442,6 @@
       <w:tblPr>
         <w:tblW w:type="dxa" w:w="10368"/>
         <w:jc w:val="center"/>
-        <w:tblLayout w:type="fixed"/>
-        <w:tblLook w:firstColumn="1" w:firstRow="1" w:lastColumn="0" w:lastRow="0" w:noHBand="0" w:noVBand="1" w:val="04A0"/>
         <w:tblInd w:type="dxa" w:w="0"/>
         <w:tblBorders>
           <w:top w:val="nil"/>
@@ -462,6 +451,10 @@
           <w:insideH w:val="nil"/>
           <w:insideV w:val="nil"/>
         </w:tblBorders>
+        <w:tblLayout w:type="fixed"/>
+        <w:tblLook w:firstColumn="1" w:firstRow="1" w:lastColumn="0" w:lastRow="0" w:noHBand="0" w:noVBand="1" w:val="04A0"/>
+        <w:tblCaption w:val="Exercise 1"/>
+        <w:tblDescription w:val="Layout table. It only arranges the page; read its cells in order."/>
       </w:tblPr>
       <w:tblGrid>
         <w:gridCol w:w="10368"/>
@@ -613,8 +606,6 @@
             <w:tblPr>
               <w:tblW w:type="dxa" w:w="10368"/>
               <w:jc w:val="center"/>
-              <w:tblLayout w:type="fixed"/>
-              <w:tblLook w:firstColumn="1" w:firstRow="1" w:lastColumn="0" w:lastRow="0" w:noHBand="0" w:noVBand="1" w:val="04A0"/>
               <w:tblInd w:type="dxa" w:w="0"/>
               <w:tblBorders>
                 <w:top w:val="single" w:color="B9C9CE" w:sz="4" w:space="0"/>
@@ -622,6 +613,10 @@
                 <w:bottom w:val="single" w:color="B9C9CE" w:sz="4" w:space="0"/>
                 <w:right w:val="single" w:color="B9C9CE" w:sz="4" w:space="0"/>
               </w:tblBorders>
+              <w:tblLayout w:type="fixed"/>
+              <w:tblLook w:firstColumn="1" w:firstRow="1" w:lastColumn="0" w:lastRow="0" w:noHBand="0" w:noVBand="1" w:val="04A0"/>
+              <w:tblCaption w:val="Workspace"/>
+              <w:tblDescription w:val="Layout table that frames the blank workspace for this exercise."/>
             </w:tblPr>
             <w:tblGrid>
               <w:gridCol w:w="10368"/>
@@ -668,7 +663,7 @@
                     <w:drawing>
                       <wp:inline xmlns:a="http://schemas.openxmlformats.org/drawingml/2006/main" xmlns:pic="http://schemas.openxmlformats.org/drawingml/2006/picture">
                         <wp:extent cx="6382512" cy="685800"/>
-                        <wp:docPr id="2" name="Picture 2" descr="PUBLISHER_WORKSPACE: Blank square grid for sketching a geometric figure or net. The grid has no assigned measurements or scale." title="SHOW YOUR THINKING"/>
+                        <wp:docPr id="2" name="Picture 2" descr="Blank square grid for sketching a geometric figure or net. The grid has no assigned measurements or scale." title="SHOW YOUR THINKING"/>
                         <wp:cNvGraphicFramePr>
                           <a:graphicFrameLocks noChangeAspect="1"/>
                         </wp:cNvGraphicFramePr>
@@ -735,8 +730,6 @@
       <w:tblPr>
         <w:tblW w:type="dxa" w:w="10368"/>
         <w:jc w:val="center"/>
-        <w:tblLayout w:type="fixed"/>
-        <w:tblLook w:firstColumn="1" w:firstRow="1" w:lastColumn="0" w:lastRow="0" w:noHBand="0" w:noVBand="1" w:val="04A0"/>
         <w:tblInd w:type="dxa" w:w="0"/>
         <w:tblBorders>
           <w:top w:val="nil"/>
@@ -746,6 +739,10 @@
           <w:insideH w:val="nil"/>
           <w:insideV w:val="nil"/>
         </w:tblBorders>
+        <w:tblLayout w:type="fixed"/>
+        <w:tblLook w:firstColumn="1" w:firstRow="1" w:lastColumn="0" w:lastRow="0" w:noHBand="0" w:noVBand="1" w:val="04A0"/>
+        <w:tblCaption w:val="Exercise 2"/>
+        <w:tblDescription w:val="Layout table. It only arranges the page; read its cells in order."/>
       </w:tblPr>
       <w:tblGrid>
         <w:gridCol w:w="10368"/>
@@ -832,8 +829,6 @@
             <w:tblPr>
               <w:tblW w:type="dxa" w:w="10368"/>
               <w:jc w:val="center"/>
-              <w:tblLayout w:type="fixed"/>
-              <w:tblLook w:firstColumn="1" w:firstRow="1" w:lastColumn="0" w:lastRow="0" w:noHBand="0" w:noVBand="1" w:val="04A0"/>
               <w:tblInd w:type="dxa" w:w="0"/>
               <w:tblBorders>
                 <w:top w:val="single" w:color="B9C9CE" w:sz="4" w:space="0"/>
@@ -841,6 +836,10 @@
                 <w:bottom w:val="single" w:color="B9C9CE" w:sz="4" w:space="0"/>
                 <w:right w:val="single" w:color="B9C9CE" w:sz="4" w:space="0"/>
               </w:tblBorders>
+              <w:tblLayout w:type="fixed"/>
+              <w:tblLook w:firstColumn="1" w:firstRow="1" w:lastColumn="0" w:lastRow="0" w:noHBand="0" w:noVBand="1" w:val="04A0"/>
+              <w:tblCaption w:val="Workspace"/>
+              <w:tblDescription w:val="Layout table that frames the blank workspace for this exercise."/>
             </w:tblPr>
             <w:tblGrid>
               <w:gridCol w:w="10368"/>
@@ -887,7 +886,7 @@
                     <w:drawing>
                       <wp:inline xmlns:a="http://schemas.openxmlformats.org/drawingml/2006/main" xmlns:pic="http://schemas.openxmlformats.org/drawingml/2006/picture">
                         <wp:extent cx="6382512" cy="685800"/>
-                        <wp:docPr id="3" name="Picture 3" descr="PUBLISHER_WORKSPACE: Blank square grid for sketching a geometric figure or net. The grid has no assigned measurements or scale." title="SHOW YOUR THINKING"/>
+                        <wp:docPr id="3" name="Picture 3" descr="Blank square grid for sketching a geometric figure or net. The grid has no assigned measurements or scale." title="SHOW YOUR THINKING"/>
                         <wp:cNvGraphicFramePr>
                           <a:graphicFrameLocks noChangeAspect="1"/>
                         </wp:cNvGraphicFramePr>
@@ -954,8 +953,6 @@
       <w:tblPr>
         <w:tblW w:type="dxa" w:w="10368"/>
         <w:jc w:val="center"/>
-        <w:tblLayout w:type="fixed"/>
-        <w:tblLook w:firstColumn="1" w:firstRow="1" w:lastColumn="0" w:lastRow="0" w:noHBand="0" w:noVBand="1" w:val="04A0"/>
         <w:tblInd w:type="dxa" w:w="0"/>
         <w:tblBorders>
           <w:top w:val="nil"/>
@@ -965,6 +962,10 @@
           <w:insideH w:val="nil"/>
           <w:insideV w:val="nil"/>
         </w:tblBorders>
+        <w:tblLayout w:type="fixed"/>
+        <w:tblLook w:firstColumn="1" w:firstRow="1" w:lastColumn="0" w:lastRow="0" w:noHBand="0" w:noVBand="1" w:val="04A0"/>
+        <w:tblCaption w:val="Exercise 3"/>
+        <w:tblDescription w:val="Layout table. It only arranges the page; read its cells in order."/>
       </w:tblPr>
       <w:tblGrid>
         <w:gridCol w:w="10368"/>
@@ -1051,8 +1052,6 @@
             <w:tblPr>
               <w:tblW w:type="dxa" w:w="10368"/>
               <w:jc w:val="center"/>
-              <w:tblLayout w:type="fixed"/>
-              <w:tblLook w:firstColumn="1" w:firstRow="1" w:lastColumn="0" w:lastRow="0" w:noHBand="0" w:noVBand="1" w:val="04A0"/>
               <w:tblInd w:type="dxa" w:w="0"/>
               <w:tblBorders>
                 <w:top w:val="single" w:color="B9C9CE" w:sz="4" w:space="0"/>
@@ -1060,6 +1059,10 @@
                 <w:bottom w:val="single" w:color="B9C9CE" w:sz="4" w:space="0"/>
                 <w:right w:val="single" w:color="B9C9CE" w:sz="4" w:space="0"/>
               </w:tblBorders>
+              <w:tblLayout w:type="fixed"/>
+              <w:tblLook w:firstColumn="1" w:firstRow="1" w:lastColumn="0" w:lastRow="0" w:noHBand="0" w:noVBand="1" w:val="04A0"/>
+              <w:tblCaption w:val="Workspace"/>
+              <w:tblDescription w:val="Layout table that frames the blank workspace for this exercise."/>
             </w:tblPr>
             <w:tblGrid>
               <w:gridCol w:w="10368"/>
@@ -1106,7 +1109,7 @@
                     <w:drawing>
                       <wp:inline xmlns:a="http://schemas.openxmlformats.org/drawingml/2006/main" xmlns:pic="http://schemas.openxmlformats.org/drawingml/2006/picture">
                         <wp:extent cx="6382512" cy="685800"/>
-                        <wp:docPr id="4" name="Picture 4" descr="PUBLISHER_WORKSPACE: Blank square grid for sketching a geometric figure or net. The grid has no assigned measurements or scale." title="SHOW YOUR THINKING"/>
+                        <wp:docPr id="4" name="Picture 4" descr="Blank square grid for sketching a geometric figure or net. The grid has no assigned measurements or scale." title="SHOW YOUR THINKING"/>
                         <wp:cNvGraphicFramePr>
                           <a:graphicFrameLocks noChangeAspect="1"/>
                         </wp:cNvGraphicFramePr>
@@ -1173,8 +1176,6 @@
       <w:tblPr>
         <w:tblW w:type="dxa" w:w="10368"/>
         <w:jc w:val="center"/>
-        <w:tblLayout w:type="fixed"/>
-        <w:tblLook w:firstColumn="1" w:firstRow="1" w:lastColumn="0" w:lastRow="0" w:noHBand="0" w:noVBand="1" w:val="04A0"/>
         <w:tblInd w:type="dxa" w:w="0"/>
         <w:tblBorders>
           <w:top w:val="nil"/>
@@ -1184,6 +1185,10 @@
           <w:insideH w:val="nil"/>
           <w:insideV w:val="nil"/>
         </w:tblBorders>
+        <w:tblLayout w:type="fixed"/>
+        <w:tblLook w:firstColumn="1" w:firstRow="1" w:lastColumn="0" w:lastRow="0" w:noHBand="0" w:noVBand="1" w:val="04A0"/>
+        <w:tblCaption w:val="Exercise 4"/>
+        <w:tblDescription w:val="Layout table. It only arranges the page; read its cells in order."/>
       </w:tblPr>
       <w:tblGrid>
         <w:gridCol w:w="10368"/>
@@ -1355,8 +1360,6 @@
             <w:tblPr>
               <w:tblW w:type="dxa" w:w="10368"/>
               <w:jc w:val="center"/>
-              <w:tblLayout w:type="fixed"/>
-              <w:tblLook w:firstColumn="1" w:firstRow="1" w:lastColumn="0" w:lastRow="0" w:noHBand="0" w:noVBand="1" w:val="04A0"/>
               <w:tblInd w:type="dxa" w:w="0"/>
               <w:tblBorders>
                 <w:top w:val="single" w:color="B9C9CE" w:sz="4" w:space="0"/>
@@ -1364,6 +1367,10 @@
                 <w:bottom w:val="single" w:color="B9C9CE" w:sz="4" w:space="0"/>
                 <w:right w:val="single" w:color="B9C9CE" w:sz="4" w:space="0"/>
               </w:tblBorders>
+              <w:tblLayout w:type="fixed"/>
+              <w:tblLook w:firstColumn="1" w:firstRow="1" w:lastColumn="0" w:lastRow="0" w:noHBand="0" w:noVBand="1" w:val="04A0"/>
+              <w:tblCaption w:val="Workspace"/>
+              <w:tblDescription w:val="Layout table that frames the blank workspace for this exercise."/>
             </w:tblPr>
             <w:tblGrid>
               <w:gridCol w:w="10368"/>
@@ -1410,7 +1417,7 @@
                     <w:drawing>
                       <wp:inline xmlns:a="http://schemas.openxmlformats.org/drawingml/2006/main" xmlns:pic="http://schemas.openxmlformats.org/drawingml/2006/picture">
                         <wp:extent cx="6382512" cy="1097280"/>
-                        <wp:docPr id="5" name="Picture 5" descr="PUBLISHER_WORKSPACE: Blank square grid for sketching a geometric figure or net. The grid has no assigned measurements or scale." title="SHOW YOUR THINKING"/>
+                        <wp:docPr id="5" name="Picture 5" descr="Blank square grid for sketching a geometric figure or net. The grid has no assigned measurements or scale." title="SHOW YOUR THINKING"/>
                         <wp:cNvGraphicFramePr>
                           <a:graphicFrameLocks noChangeAspect="1"/>
                         </wp:cNvGraphicFramePr>
@@ -1477,8 +1484,6 @@
       <w:tblPr>
         <w:tblW w:type="dxa" w:w="10368"/>
         <w:jc w:val="center"/>
-        <w:tblLayout w:type="fixed"/>
-        <w:tblLook w:firstColumn="1" w:firstRow="1" w:lastColumn="0" w:lastRow="0" w:noHBand="0" w:noVBand="1" w:val="04A0"/>
         <w:tblInd w:type="dxa" w:w="0"/>
         <w:tblBorders>
           <w:top w:val="nil"/>
@@ -1488,6 +1493,10 @@
           <w:insideH w:val="nil"/>
           <w:insideV w:val="nil"/>
         </w:tblBorders>
+        <w:tblLayout w:type="fixed"/>
+        <w:tblLook w:firstColumn="1" w:firstRow="1" w:lastColumn="0" w:lastRow="0" w:noHBand="0" w:noVBand="1" w:val="04A0"/>
+        <w:tblCaption w:val="Exercise 5"/>
+        <w:tblDescription w:val="Layout table. It only arranges the page; read its cells in order."/>
       </w:tblPr>
       <w:tblGrid>
         <w:gridCol w:w="10368"/>
@@ -1639,8 +1648,6 @@
             <w:tblPr>
               <w:tblW w:type="dxa" w:w="10368"/>
               <w:jc w:val="center"/>
-              <w:tblLayout w:type="fixed"/>
-              <w:tblLook w:firstColumn="1" w:firstRow="1" w:lastColumn="0" w:lastRow="0" w:noHBand="0" w:noVBand="1" w:val="04A0"/>
               <w:tblInd w:type="dxa" w:w="0"/>
               <w:tblBorders>
                 <w:top w:val="single" w:color="B9C9CE" w:sz="4" w:space="0"/>
@@ -1648,6 +1655,10 @@
                 <w:bottom w:val="single" w:color="B9C9CE" w:sz="4" w:space="0"/>
                 <w:right w:val="single" w:color="B9C9CE" w:sz="4" w:space="0"/>
               </w:tblBorders>
+              <w:tblLayout w:type="fixed"/>
+              <w:tblLook w:firstColumn="1" w:firstRow="1" w:lastColumn="0" w:lastRow="0" w:noHBand="0" w:noVBand="1" w:val="04A0"/>
+              <w:tblCaption w:val="Workspace"/>
+              <w:tblDescription w:val="Layout table that frames the blank workspace for this exercise."/>
             </w:tblPr>
             <w:tblGrid>
               <w:gridCol w:w="10368"/>
@@ -1694,7 +1705,7 @@
                     <w:drawing>
                       <wp:inline xmlns:a="http://schemas.openxmlformats.org/drawingml/2006/main" xmlns:pic="http://schemas.openxmlformats.org/drawingml/2006/picture">
                         <wp:extent cx="6382512" cy="685800"/>
-                        <wp:docPr id="6" name="Picture 6" descr="PUBLISHER_WORKSPACE: Blank square grid for sketching a geometric figure or net. The grid has no assigned measurements or scale." title="SHOW YOUR THINKING"/>
+                        <wp:docPr id="6" name="Picture 6" descr="Blank square grid for sketching a geometric figure or net. The grid has no assigned measurements or scale." title="SHOW YOUR THINKING"/>
                         <wp:cNvGraphicFramePr>
                           <a:graphicFrameLocks noChangeAspect="1"/>
                         </wp:cNvGraphicFramePr>
@@ -1761,8 +1772,6 @@
       <w:tblPr>
         <w:tblW w:type="dxa" w:w="10368"/>
         <w:jc w:val="center"/>
-        <w:tblLayout w:type="fixed"/>
-        <w:tblLook w:firstColumn="1" w:firstRow="1" w:lastColumn="0" w:lastRow="0" w:noHBand="0" w:noVBand="1" w:val="04A0"/>
         <w:tblInd w:type="dxa" w:w="0"/>
         <w:tblBorders>
           <w:top w:val="nil"/>
@@ -1772,6 +1781,10 @@
           <w:insideH w:val="nil"/>
           <w:insideV w:val="nil"/>
         </w:tblBorders>
+        <w:tblLayout w:type="fixed"/>
+        <w:tblLook w:firstColumn="1" w:firstRow="1" w:lastColumn="0" w:lastRow="0" w:noHBand="0" w:noVBand="1" w:val="04A0"/>
+        <w:tblCaption w:val="Exercise 6"/>
+        <w:tblDescription w:val="Layout table. It only arranges the page; read its cells in order."/>
       </w:tblPr>
       <w:tblGrid>
         <w:gridCol w:w="10368"/>
@@ -1858,8 +1871,6 @@
             <w:tblPr>
               <w:tblW w:type="dxa" w:w="10368"/>
               <w:jc w:val="center"/>
-              <w:tblLayout w:type="fixed"/>
-              <w:tblLook w:firstColumn="1" w:firstRow="1" w:lastColumn="0" w:lastRow="0" w:noHBand="0" w:noVBand="1" w:val="04A0"/>
               <w:tblInd w:type="dxa" w:w="0"/>
               <w:tblBorders>
                 <w:top w:val="single" w:color="B9C9CE" w:sz="4" w:space="0"/>
@@ -1867,6 +1878,10 @@
                 <w:bottom w:val="single" w:color="B9C9CE" w:sz="4" w:space="0"/>
                 <w:right w:val="single" w:color="B9C9CE" w:sz="4" w:space="0"/>
               </w:tblBorders>
+              <w:tblLayout w:type="fixed"/>
+              <w:tblLook w:firstColumn="1" w:firstRow="1" w:lastColumn="0" w:lastRow="0" w:noHBand="0" w:noVBand="1" w:val="04A0"/>
+              <w:tblCaption w:val="Workspace"/>
+              <w:tblDescription w:val="Layout table that frames the blank workspace for this exercise."/>
             </w:tblPr>
             <w:tblGrid>
               <w:gridCol w:w="10368"/>
@@ -1913,7 +1928,7 @@
                     <w:drawing>
                       <wp:inline xmlns:a="http://schemas.openxmlformats.org/drawingml/2006/main" xmlns:pic="http://schemas.openxmlformats.org/drawingml/2006/picture">
                         <wp:extent cx="6382512" cy="548640"/>
-                        <wp:docPr id="7" name="Picture 7" descr="PUBLISHER_WORKSPACE: Blank ruled workspace for calculations, mathematical labels, and written reasoning." title="RECORD YOUR RESPONSE"/>
+                        <wp:docPr id="7" name="Picture 7" descr="Blank ruled workspace for calculations, mathematical labels, and written reasoning." title="RECORD YOUR RESPONSE"/>
                         <wp:cNvGraphicFramePr>
                           <a:graphicFrameLocks noChangeAspect="1"/>
                         </wp:cNvGraphicFramePr>
@@ -1980,8 +1995,6 @@
       <w:tblPr>
         <w:tblW w:type="dxa" w:w="10368"/>
         <w:jc w:val="center"/>
-        <w:tblLayout w:type="fixed"/>
-        <w:tblLook w:firstColumn="1" w:firstRow="1" w:lastColumn="0" w:lastRow="0" w:noHBand="0" w:noVBand="1" w:val="04A0"/>
         <w:tblInd w:type="dxa" w:w="0"/>
         <w:tblBorders>
           <w:top w:val="nil"/>
@@ -1991,6 +2004,10 @@
           <w:insideH w:val="nil"/>
           <w:insideV w:val="nil"/>
         </w:tblBorders>
+        <w:tblLayout w:type="fixed"/>
+        <w:tblLook w:firstColumn="1" w:firstRow="1" w:lastColumn="0" w:lastRow="0" w:noHBand="0" w:noVBand="1" w:val="04A0"/>
+        <w:tblCaption w:val="Exercise 7"/>
+        <w:tblDescription w:val="Layout table. It only arranges the page; read its cells in order."/>
       </w:tblPr>
       <w:tblGrid>
         <w:gridCol w:w="10368"/>
@@ -2142,8 +2159,6 @@
             <w:tblPr>
               <w:tblW w:type="dxa" w:w="10368"/>
               <w:jc w:val="center"/>
-              <w:tblLayout w:type="fixed"/>
-              <w:tblLook w:firstColumn="1" w:firstRow="1" w:lastColumn="0" w:lastRow="0" w:noHBand="0" w:noVBand="1" w:val="04A0"/>
               <w:tblInd w:type="dxa" w:w="0"/>
               <w:tblBorders>
                 <w:top w:val="single" w:color="B9C9CE" w:sz="4" w:space="0"/>
@@ -2151,6 +2166,10 @@
                 <w:bottom w:val="single" w:color="B9C9CE" w:sz="4" w:space="0"/>
                 <w:right w:val="single" w:color="B9C9CE" w:sz="4" w:space="0"/>
               </w:tblBorders>
+              <w:tblLayout w:type="fixed"/>
+              <w:tblLook w:firstColumn="1" w:firstRow="1" w:lastColumn="0" w:lastRow="0" w:noHBand="0" w:noVBand="1" w:val="04A0"/>
+              <w:tblCaption w:val="Workspace"/>
+              <w:tblDescription w:val="Layout table that frames the blank workspace for this exercise."/>
             </w:tblPr>
             <w:tblGrid>
               <w:gridCol w:w="10368"/>
@@ -2197,7 +2216,7 @@
                     <w:drawing>
                       <wp:inline xmlns:a="http://schemas.openxmlformats.org/drawingml/2006/main" xmlns:pic="http://schemas.openxmlformats.org/drawingml/2006/picture">
                         <wp:extent cx="6382512" cy="548640"/>
-                        <wp:docPr id="8" name="Picture 8" descr="PUBLISHER_WORKSPACE: Blank ruled workspace for calculations, mathematical labels, and written reasoning." title="RECORD YOUR RESPONSE"/>
+                        <wp:docPr id="8" name="Picture 8" descr="Blank ruled workspace for calculations, mathematical labels, and written reasoning." title="RECORD YOUR RESPONSE"/>
                         <wp:cNvGraphicFramePr>
                           <a:graphicFrameLocks noChangeAspect="1"/>
                         </wp:cNvGraphicFramePr>
@@ -2264,8 +2283,6 @@
       <w:tblPr>
         <w:tblW w:type="dxa" w:w="10368"/>
         <w:jc w:val="center"/>
-        <w:tblLayout w:type="fixed"/>
-        <w:tblLook w:firstColumn="1" w:firstRow="1" w:lastColumn="0" w:lastRow="0" w:noHBand="0" w:noVBand="1" w:val="04A0"/>
         <w:tblInd w:type="dxa" w:w="0"/>
         <w:tblBorders>
           <w:top w:val="nil"/>
@@ -2275,6 +2292,10 @@
           <w:insideH w:val="nil"/>
           <w:insideV w:val="nil"/>
         </w:tblBorders>
+        <w:tblLayout w:type="fixed"/>
+        <w:tblLook w:firstColumn="1" w:firstRow="1" w:lastColumn="0" w:lastRow="0" w:noHBand="0" w:noVBand="1" w:val="04A0"/>
+        <w:tblCaption w:val="Exercise 8"/>
+        <w:tblDescription w:val="Layout table. It only arranges the page; read its cells in order."/>
       </w:tblPr>
       <w:tblGrid>
         <w:gridCol w:w="10368"/>
@@ -2366,8 +2387,6 @@
             <w:tblPr>
               <w:tblW w:type="dxa" w:w="10368"/>
               <w:jc w:val="center"/>
-              <w:tblLayout w:type="fixed"/>
-              <w:tblLook w:firstColumn="1" w:firstRow="1" w:lastColumn="0" w:lastRow="0" w:noHBand="0" w:noVBand="1" w:val="04A0"/>
               <w:tblInd w:type="dxa" w:w="0"/>
               <w:tblBorders>
                 <w:top w:val="single" w:color="B9C9CE" w:sz="4" w:space="0"/>
@@ -2375,6 +2394,10 @@
                 <w:bottom w:val="single" w:color="B9C9CE" w:sz="4" w:space="0"/>
                 <w:right w:val="single" w:color="B9C9CE" w:sz="4" w:space="0"/>
               </w:tblBorders>
+              <w:tblLayout w:type="fixed"/>
+              <w:tblLook w:firstColumn="1" w:firstRow="1" w:lastColumn="0" w:lastRow="0" w:noHBand="0" w:noVBand="1" w:val="04A0"/>
+              <w:tblCaption w:val="Workspace"/>
+              <w:tblDescription w:val="Layout table that frames the blank workspace for this exercise."/>
             </w:tblPr>
             <w:tblGrid>
               <w:gridCol w:w="10368"/>
@@ -2421,7 +2444,7 @@
                     <w:drawing>
                       <wp:inline xmlns:a="http://schemas.openxmlformats.org/drawingml/2006/main" xmlns:pic="http://schemas.openxmlformats.org/drawingml/2006/picture">
                         <wp:extent cx="6382512" cy="822960"/>
-                        <wp:docPr id="9" name="Picture 9" descr="PUBLISHER_WORKSPACE: Blank ruled workspace for calculations, mathematical labels, and written reasoning." title="EXPLAIN WITH MATHEMATICAL EVIDENCE"/>
+                        <wp:docPr id="9" name="Picture 9" descr="Blank ruled workspace for calculations, mathematical labels, and written reasoning." title="EXPLAIN WITH MATHEMATICAL EVIDENCE"/>
                         <wp:cNvGraphicFramePr>
                           <a:graphicFrameLocks noChangeAspect="1"/>
                         </wp:cNvGraphicFramePr>
@@ -2488,8 +2511,6 @@
       <w:tblPr>
         <w:tblW w:type="dxa" w:w="10368"/>
         <w:jc w:val="center"/>
-        <w:tblLayout w:type="fixed"/>
-        <w:tblLook w:firstColumn="1" w:firstRow="1" w:lastColumn="0" w:lastRow="0" w:noHBand="0" w:noVBand="1" w:val="04A0"/>
         <w:tblInd w:type="dxa" w:w="0"/>
         <w:tblBorders>
           <w:top w:val="nil"/>
@@ -2499,6 +2520,10 @@
           <w:insideH w:val="nil"/>
           <w:insideV w:val="nil"/>
         </w:tblBorders>
+        <w:tblLayout w:type="fixed"/>
+        <w:tblLook w:firstColumn="1" w:firstRow="1" w:lastColumn="0" w:lastRow="0" w:noHBand="0" w:noVBand="1" w:val="04A0"/>
+        <w:tblCaption w:val="Exercise 9"/>
+        <w:tblDescription w:val="Layout table. It only arranges the page; read its cells in order."/>
       </w:tblPr>
       <w:tblGrid>
         <w:gridCol w:w="10368"/>
@@ -2585,8 +2610,6 @@
             <w:tblPr>
               <w:tblW w:type="dxa" w:w="10368"/>
               <w:jc w:val="center"/>
-              <w:tblLayout w:type="fixed"/>
-              <w:tblLook w:firstColumn="1" w:firstRow="1" w:lastColumn="0" w:lastRow="0" w:noHBand="0" w:noVBand="1" w:val="04A0"/>
               <w:tblInd w:type="dxa" w:w="0"/>
               <w:tblBorders>
                 <w:top w:val="single" w:color="B9C9CE" w:sz="4" w:space="0"/>
@@ -2594,6 +2617,10 @@
                 <w:bottom w:val="single" w:color="B9C9CE" w:sz="4" w:space="0"/>
                 <w:right w:val="single" w:color="B9C9CE" w:sz="4" w:space="0"/>
               </w:tblBorders>
+              <w:tblLayout w:type="fixed"/>
+              <w:tblLook w:firstColumn="1" w:firstRow="1" w:lastColumn="0" w:lastRow="0" w:noHBand="0" w:noVBand="1" w:val="04A0"/>
+              <w:tblCaption w:val="Workspace"/>
+              <w:tblDescription w:val="Layout table that frames the blank workspace for this exercise."/>
             </w:tblPr>
             <w:tblGrid>
               <w:gridCol w:w="10368"/>
@@ -2640,7 +2667,7 @@
                     <w:drawing>
                       <wp:inline xmlns:a="http://schemas.openxmlformats.org/drawingml/2006/main" xmlns:pic="http://schemas.openxmlformats.org/drawingml/2006/picture">
                         <wp:extent cx="6382512" cy="548640"/>
-                        <wp:docPr id="10" name="Picture 10" descr="PUBLISHER_WORKSPACE: Blank ruled workspace for calculations, mathematical labels, and written reasoning." title="RECORD YOUR RESPONSE"/>
+                        <wp:docPr id="10" name="Picture 10" descr="Blank ruled workspace for calculations, mathematical labels, and written reasoning." title="RECORD YOUR RESPONSE"/>
                         <wp:cNvGraphicFramePr>
                           <a:graphicFrameLocks noChangeAspect="1"/>
                         </wp:cNvGraphicFramePr>
@@ -2707,8 +2734,6 @@
       <w:tblPr>
         <w:tblW w:type="dxa" w:w="10368"/>
         <w:jc w:val="center"/>
-        <w:tblLayout w:type="fixed"/>
-        <w:tblLook w:firstColumn="1" w:firstRow="1" w:lastColumn="0" w:lastRow="0" w:noHBand="0" w:noVBand="1" w:val="04A0"/>
         <w:tblInd w:type="dxa" w:w="0"/>
         <w:tblBorders>
           <w:top w:val="nil"/>
@@ -2718,6 +2743,10 @@
           <w:insideH w:val="nil"/>
           <w:insideV w:val="nil"/>
         </w:tblBorders>
+        <w:tblLayout w:type="fixed"/>
+        <w:tblLook w:firstColumn="1" w:firstRow="1" w:lastColumn="0" w:lastRow="0" w:noHBand="0" w:noVBand="1" w:val="04A0"/>
+        <w:tblCaption w:val="Exercise 10"/>
+        <w:tblDescription w:val="Layout table. It only arranges the page; read its cells in order."/>
       </w:tblPr>
       <w:tblGrid>
         <w:gridCol w:w="10368"/>
@@ -2804,8 +2833,6 @@
             <w:tblPr>
               <w:tblW w:type="dxa" w:w="10368"/>
               <w:jc w:val="center"/>
-              <w:tblLayout w:type="fixed"/>
-              <w:tblLook w:firstColumn="1" w:firstRow="1" w:lastColumn="0" w:lastRow="0" w:noHBand="0" w:noVBand="1" w:val="04A0"/>
               <w:tblInd w:type="dxa" w:w="0"/>
               <w:tblBorders>
                 <w:top w:val="single" w:color="B9C9CE" w:sz="4" w:space="0"/>
@@ -2813,6 +2840,10 @@
                 <w:bottom w:val="single" w:color="B9C9CE" w:sz="4" w:space="0"/>
                 <w:right w:val="single" w:color="B9C9CE" w:sz="4" w:space="0"/>
               </w:tblBorders>
+              <w:tblLayout w:type="fixed"/>
+              <w:tblLook w:firstColumn="1" w:firstRow="1" w:lastColumn="0" w:lastRow="0" w:noHBand="0" w:noVBand="1" w:val="04A0"/>
+              <w:tblCaption w:val="Workspace"/>
+              <w:tblDescription w:val="Layout table that frames the blank workspace for this exercise."/>
             </w:tblPr>
             <w:tblGrid>
               <w:gridCol w:w="10368"/>
@@ -2859,7 +2890,7 @@
                     <w:drawing>
                       <wp:inline xmlns:a="http://schemas.openxmlformats.org/drawingml/2006/main" xmlns:pic="http://schemas.openxmlformats.org/drawingml/2006/picture">
                         <wp:extent cx="6382512" cy="685800"/>
-                        <wp:docPr id="11" name="Picture 11" descr="PUBLISHER_WORKSPACE: Blank square grid for sketching a geometric figure or net. The grid has no assigned measurements or scale." title="SHOW YOUR THINKING"/>
+                        <wp:docPr id="11" name="Picture 11" descr="Blank square grid for sketching a geometric figure or net. The grid has no assigned measurements or scale." title="SHOW YOUR THINKING"/>
                         <wp:cNvGraphicFramePr>
                           <a:graphicFrameLocks noChangeAspect="1"/>
                         </wp:cNvGraphicFramePr>
@@ -2926,8 +2957,6 @@
       <w:tblPr>
         <w:tblW w:type="dxa" w:w="10368"/>
         <w:jc w:val="center"/>
-        <w:tblLayout w:type="fixed"/>
-        <w:tblLook w:firstColumn="1" w:firstRow="1" w:lastColumn="0" w:lastRow="0" w:noHBand="0" w:noVBand="1" w:val="04A0"/>
         <w:tblInd w:type="dxa" w:w="0"/>
         <w:tblBorders>
           <w:top w:val="nil"/>
@@ -2937,6 +2966,10 @@
           <w:insideH w:val="nil"/>
           <w:insideV w:val="nil"/>
         </w:tblBorders>
+        <w:tblLayout w:type="fixed"/>
+        <w:tblLook w:firstColumn="1" w:firstRow="1" w:lastColumn="0" w:lastRow="0" w:noHBand="0" w:noVBand="1" w:val="04A0"/>
+        <w:tblCaption w:val="Exercise 11"/>
+        <w:tblDescription w:val="Layout table. It only arranges the page; read its cells in order."/>
       </w:tblPr>
       <w:tblGrid>
         <w:gridCol w:w="10368"/>
@@ -3023,8 +3056,6 @@
             <w:tblPr>
               <w:tblW w:type="dxa" w:w="10368"/>
               <w:jc w:val="center"/>
-              <w:tblLayout w:type="fixed"/>
-              <w:tblLook w:firstColumn="1" w:firstRow="1" w:lastColumn="0" w:lastRow="0" w:noHBand="0" w:noVBand="1" w:val="04A0"/>
               <w:tblInd w:type="dxa" w:w="0"/>
               <w:tblBorders>
                 <w:top w:val="single" w:color="B9C9CE" w:sz="4" w:space="0"/>
@@ -3032,6 +3063,10 @@
                 <w:bottom w:val="single" w:color="B9C9CE" w:sz="4" w:space="0"/>
                 <w:right w:val="single" w:color="B9C9CE" w:sz="4" w:space="0"/>
               </w:tblBorders>
+              <w:tblLayout w:type="fixed"/>
+              <w:tblLook w:firstColumn="1" w:firstRow="1" w:lastColumn="0" w:lastRow="0" w:noHBand="0" w:noVBand="1" w:val="04A0"/>
+              <w:tblCaption w:val="Workspace"/>
+              <w:tblDescription w:val="Layout table that frames the blank workspace for this exercise."/>
             </w:tblPr>
             <w:tblGrid>
               <w:gridCol w:w="10368"/>
@@ -3078,7 +3113,7 @@
                     <w:drawing>
                       <wp:inline xmlns:a="http://schemas.openxmlformats.org/drawingml/2006/main" xmlns:pic="http://schemas.openxmlformats.org/drawingml/2006/picture">
                         <wp:extent cx="6382512" cy="685800"/>
-                        <wp:docPr id="12" name="Picture 12" descr="PUBLISHER_WORKSPACE: Blank square grid for sketching a geometric figure or net. The grid has no assigned measurements or scale." title="SHOW YOUR THINKING"/>
+                        <wp:docPr id="12" name="Picture 12" descr="Blank square grid for sketching a geometric figure or net. The grid has no assigned measurements or scale." title="SHOW YOUR THINKING"/>
                         <wp:cNvGraphicFramePr>
                           <a:graphicFrameLocks noChangeAspect="1"/>
                         </wp:cNvGraphicFramePr>
@@ -3145,8 +3180,6 @@
       <w:tblPr>
         <w:tblW w:type="dxa" w:w="10368"/>
         <w:jc w:val="center"/>
-        <w:tblLayout w:type="fixed"/>
-        <w:tblLook w:firstColumn="1" w:firstRow="1" w:lastColumn="0" w:lastRow="0" w:noHBand="0" w:noVBand="1" w:val="04A0"/>
         <w:tblInd w:type="dxa" w:w="0"/>
         <w:tblBorders>
           <w:top w:val="nil"/>
@@ -3156,6 +3189,10 @@
           <w:insideH w:val="nil"/>
           <w:insideV w:val="nil"/>
         </w:tblBorders>
+        <w:tblLayout w:type="fixed"/>
+        <w:tblLook w:firstColumn="1" w:firstRow="1" w:lastColumn="0" w:lastRow="0" w:noHBand="0" w:noVBand="1" w:val="04A0"/>
+        <w:tblCaption w:val="Exercise 12"/>
+        <w:tblDescription w:val="Layout table. It only arranges the page; read its cells in order."/>
       </w:tblPr>
       <w:tblGrid>
         <w:gridCol w:w="10368"/>
@@ -3242,8 +3279,6 @@
             <w:tblPr>
               <w:tblW w:type="dxa" w:w="10368"/>
               <w:jc w:val="center"/>
-              <w:tblLayout w:type="fixed"/>
-              <w:tblLook w:firstColumn="1" w:firstRow="1" w:lastColumn="0" w:lastRow="0" w:noHBand="0" w:noVBand="1" w:val="04A0"/>
               <w:tblInd w:type="dxa" w:w="0"/>
               <w:tblBorders>
                 <w:top w:val="single" w:color="B9C9CE" w:sz="4" w:space="0"/>
@@ -3251,6 +3286,10 @@
                 <w:bottom w:val="single" w:color="B9C9CE" w:sz="4" w:space="0"/>
                 <w:right w:val="single" w:color="B9C9CE" w:sz="4" w:space="0"/>
               </w:tblBorders>
+              <w:tblLayout w:type="fixed"/>
+              <w:tblLook w:firstColumn="1" w:firstRow="1" w:lastColumn="0" w:lastRow="0" w:noHBand="0" w:noVBand="1" w:val="04A0"/>
+              <w:tblCaption w:val="Workspace"/>
+              <w:tblDescription w:val="Layout table that frames the blank workspace for this exercise."/>
             </w:tblPr>
             <w:tblGrid>
               <w:gridCol w:w="10368"/>
@@ -3297,7 +3336,7 @@
                     <w:drawing>
                       <wp:inline xmlns:a="http://schemas.openxmlformats.org/drawingml/2006/main" xmlns:pic="http://schemas.openxmlformats.org/drawingml/2006/picture">
                         <wp:extent cx="6382512" cy="822960"/>
-                        <wp:docPr id="13" name="Picture 13" descr="PUBLISHER_WORKSPACE: Blank ruled workspace for calculations, mathematical labels, and written reasoning." title="EXPLAIN WITH MATHEMATICAL EVIDENCE"/>
+                        <wp:docPr id="13" name="Picture 13" descr="Blank ruled workspace for calculations, mathematical labels, and written reasoning." title="EXPLAIN WITH MATHEMATICAL EVIDENCE"/>
                         <wp:cNvGraphicFramePr>
                           <a:graphicFrameLocks noChangeAspect="1"/>
                         </wp:cNvGraphicFramePr>
@@ -3362,7 +3401,7 @@
     </w:p>
     <w:p>
       <w:pPr>
-        <w:pStyle w:val="PublisherSection"/>
+        <w:pStyle w:val="Heading2"/>
         <w:shd w:val="clear" w:color="auto" w:fill="EEF4F5"/>
         <w:pBdr>
           <w:left w:val="single" w:color="176B70" w:sz="20" w:space="7"/>
@@ -3384,8 +3423,6 @@
       <w:tblPr>
         <w:tblW w:type="dxa" w:w="10368"/>
         <w:jc w:val="center"/>
-        <w:tblLayout w:type="fixed"/>
-        <w:tblLook w:firstColumn="1" w:firstRow="1" w:lastColumn="0" w:lastRow="0" w:noHBand="0" w:noVBand="1" w:val="04A0"/>
         <w:tblInd w:type="dxa" w:w="0"/>
         <w:tblBorders>
           <w:top w:val="nil"/>
@@ -3395,6 +3432,10 @@
           <w:insideH w:val="nil"/>
           <w:insideV w:val="nil"/>
         </w:tblBorders>
+        <w:tblLayout w:type="fixed"/>
+        <w:tblLook w:firstColumn="1" w:firstRow="1" w:lastColumn="0" w:lastRow="0" w:noHBand="0" w:noVBand="1" w:val="04A0"/>
+        <w:tblCaption w:val="Exercise 13"/>
+        <w:tblDescription w:val="Layout table. It only arranges the page; read its cells in order."/>
       </w:tblPr>
       <w:tblGrid>
         <w:gridCol w:w="10368"/>
@@ -3481,8 +3522,6 @@
             <w:tblPr>
               <w:tblW w:type="dxa" w:w="10368"/>
               <w:jc w:val="center"/>
-              <w:tblLayout w:type="fixed"/>
-              <w:tblLook w:firstColumn="1" w:firstRow="1" w:lastColumn="0" w:lastRow="0" w:noHBand="0" w:noVBand="1" w:val="04A0"/>
               <w:tblInd w:type="dxa" w:w="0"/>
               <w:tblBorders>
                 <w:top w:val="single" w:color="B9C9CE" w:sz="4" w:space="0"/>
@@ -3490,6 +3529,10 @@
                 <w:bottom w:val="single" w:color="B9C9CE" w:sz="4" w:space="0"/>
                 <w:right w:val="single" w:color="B9C9CE" w:sz="4" w:space="0"/>
               </w:tblBorders>
+              <w:tblLayout w:type="fixed"/>
+              <w:tblLook w:firstColumn="1" w:firstRow="1" w:lastColumn="0" w:lastRow="0" w:noHBand="0" w:noVBand="1" w:val="04A0"/>
+              <w:tblCaption w:val="Workspace"/>
+              <w:tblDescription w:val="Layout table that frames the blank workspace for this exercise."/>
             </w:tblPr>
             <w:tblGrid>
               <w:gridCol w:w="10368"/>
@@ -3536,7 +3579,7 @@
                     <w:drawing>
                       <wp:inline xmlns:a="http://schemas.openxmlformats.org/drawingml/2006/main" xmlns:pic="http://schemas.openxmlformats.org/drawingml/2006/picture">
                         <wp:extent cx="6382512" cy="548640"/>
-                        <wp:docPr id="14" name="Picture 14" descr="PUBLISHER_WORKSPACE: Blank square grid for sketching a geometric figure or net. The grid has no assigned measurements or scale." title="SHOW YOUR THINKING"/>
+                        <wp:docPr id="14" name="Picture 14" descr="Blank square grid for sketching a geometric figure or net. The grid has no assigned measurements or scale." title="SHOW YOUR THINKING"/>
                         <wp:cNvGraphicFramePr>
                           <a:graphicFrameLocks noChangeAspect="1"/>
                         </wp:cNvGraphicFramePr>
@@ -3603,8 +3646,6 @@
       <w:tblPr>
         <w:tblW w:type="dxa" w:w="10368"/>
         <w:jc w:val="center"/>
-        <w:tblLayout w:type="fixed"/>
-        <w:tblLook w:firstColumn="1" w:firstRow="1" w:lastColumn="0" w:lastRow="0" w:noHBand="0" w:noVBand="1" w:val="04A0"/>
         <w:tblInd w:type="dxa" w:w="0"/>
         <w:tblBorders>
           <w:top w:val="nil"/>
@@ -3614,6 +3655,10 @@
           <w:insideH w:val="nil"/>
           <w:insideV w:val="nil"/>
         </w:tblBorders>
+        <w:tblLayout w:type="fixed"/>
+        <w:tblLook w:firstColumn="1" w:firstRow="1" w:lastColumn="0" w:lastRow="0" w:noHBand="0" w:noVBand="1" w:val="04A0"/>
+        <w:tblCaption w:val="Exercise 14"/>
+        <w:tblDescription w:val="Layout table. It only arranges the page; read its cells in order."/>
       </w:tblPr>
       <w:tblGrid>
         <w:gridCol w:w="10368"/>
@@ -3700,8 +3745,6 @@
             <w:tblPr>
               <w:tblW w:type="dxa" w:w="10368"/>
               <w:jc w:val="center"/>
-              <w:tblLayout w:type="fixed"/>
-              <w:tblLook w:firstColumn="1" w:firstRow="1" w:lastColumn="0" w:lastRow="0" w:noHBand="0" w:noVBand="1" w:val="04A0"/>
               <w:tblInd w:type="dxa" w:w="0"/>
               <w:tblBorders>
                 <w:top w:val="single" w:color="B9C9CE" w:sz="4" w:space="0"/>
@@ -3709,6 +3752,10 @@
                 <w:bottom w:val="single" w:color="B9C9CE" w:sz="4" w:space="0"/>
                 <w:right w:val="single" w:color="B9C9CE" w:sz="4" w:space="0"/>
               </w:tblBorders>
+              <w:tblLayout w:type="fixed"/>
+              <w:tblLook w:firstColumn="1" w:firstRow="1" w:lastColumn="0" w:lastRow="0" w:noHBand="0" w:noVBand="1" w:val="04A0"/>
+              <w:tblCaption w:val="Workspace"/>
+              <w:tblDescription w:val="Layout table that frames the blank workspace for this exercise."/>
             </w:tblPr>
             <w:tblGrid>
               <w:gridCol w:w="10368"/>
@@ -3755,7 +3802,7 @@
                     <w:drawing>
                       <wp:inline xmlns:a="http://schemas.openxmlformats.org/drawingml/2006/main" xmlns:pic="http://schemas.openxmlformats.org/drawingml/2006/picture">
                         <wp:extent cx="6382512" cy="548640"/>
-                        <wp:docPr id="15" name="Picture 15" descr="PUBLISHER_WORKSPACE: Blank square grid for sketching a geometric figure or net. The grid has no assigned measurements or scale." title="SHOW YOUR THINKING"/>
+                        <wp:docPr id="15" name="Picture 15" descr="Blank square grid for sketching a geometric figure or net. The grid has no assigned measurements or scale." title="SHOW YOUR THINKING"/>
                         <wp:cNvGraphicFramePr>
                           <a:graphicFrameLocks noChangeAspect="1"/>
                         </wp:cNvGraphicFramePr>
@@ -3822,8 +3869,6 @@
       <w:tblPr>
         <w:tblW w:type="dxa" w:w="10368"/>
         <w:jc w:val="center"/>
-        <w:tblLayout w:type="fixed"/>
-        <w:tblLook w:firstColumn="1" w:firstRow="1" w:lastColumn="0" w:lastRow="0" w:noHBand="0" w:noVBand="1" w:val="04A0"/>
         <w:tblInd w:type="dxa" w:w="0"/>
         <w:tblBorders>
           <w:top w:val="nil"/>
@@ -3833,6 +3878,10 @@
           <w:insideH w:val="nil"/>
           <w:insideV w:val="nil"/>
         </w:tblBorders>
+        <w:tblLayout w:type="fixed"/>
+        <w:tblLook w:firstColumn="1" w:firstRow="1" w:lastColumn="0" w:lastRow="0" w:noHBand="0" w:noVBand="1" w:val="04A0"/>
+        <w:tblCaption w:val="Exercise 15"/>
+        <w:tblDescription w:val="Layout table. It only arranges the page; read its cells in order."/>
       </w:tblPr>
       <w:tblGrid>
         <w:gridCol w:w="10368"/>
@@ -3919,8 +3968,6 @@
             <w:tblPr>
               <w:tblW w:type="dxa" w:w="10368"/>
               <w:jc w:val="center"/>
-              <w:tblLayout w:type="fixed"/>
-              <w:tblLook w:firstColumn="1" w:firstRow="1" w:lastColumn="0" w:lastRow="0" w:noHBand="0" w:noVBand="1" w:val="04A0"/>
               <w:tblInd w:type="dxa" w:w="0"/>
               <w:tblBorders>
                 <w:top w:val="single" w:color="B9C9CE" w:sz="4" w:space="0"/>
@@ -3928,6 +3975,10 @@
                 <w:bottom w:val="single" w:color="B9C9CE" w:sz="4" w:space="0"/>
                 <w:right w:val="single" w:color="B9C9CE" w:sz="4" w:space="0"/>
               </w:tblBorders>
+              <w:tblLayout w:type="fixed"/>
+              <w:tblLook w:firstColumn="1" w:firstRow="1" w:lastColumn="0" w:lastRow="0" w:noHBand="0" w:noVBand="1" w:val="04A0"/>
+              <w:tblCaption w:val="Workspace"/>
+              <w:tblDescription w:val="Layout table that frames the blank workspace for this exercise."/>
             </w:tblPr>
             <w:tblGrid>
               <w:gridCol w:w="10368"/>
@@ -3974,7 +4025,7 @@
                     <w:drawing>
                       <wp:inline xmlns:a="http://schemas.openxmlformats.org/drawingml/2006/main" xmlns:pic="http://schemas.openxmlformats.org/drawingml/2006/picture">
                         <wp:extent cx="6382512" cy="548640"/>
-                        <wp:docPr id="16" name="Picture 16" descr="PUBLISHER_WORKSPACE: Blank square grid for sketching a geometric figure or net. The grid has no assigned measurements or scale." title="SHOW YOUR THINKING"/>
+                        <wp:docPr id="16" name="Picture 16" descr="Blank square grid for sketching a geometric figure or net. The grid has no assigned measurements or scale." title="SHOW YOUR THINKING"/>
                         <wp:cNvGraphicFramePr>
                           <a:graphicFrameLocks noChangeAspect="1"/>
                         </wp:cNvGraphicFramePr>
@@ -4039,7 +4090,7 @@
     </w:p>
     <w:p>
       <w:pPr>
-        <w:pStyle w:val="PublisherSection"/>
+        <w:pStyle w:val="Heading2"/>
         <w:shd w:val="clear" w:color="auto" w:fill="EEF4F5"/>
         <w:pBdr>
           <w:left w:val="single" w:color="176B70" w:sz="20" w:space="7"/>
@@ -4061,8 +4112,6 @@
       <w:tblPr>
         <w:tblW w:type="dxa" w:w="10368"/>
         <w:jc w:val="center"/>
-        <w:tblLayout w:type="fixed"/>
-        <w:tblLook w:firstColumn="1" w:firstRow="1" w:lastColumn="0" w:lastRow="0" w:noHBand="0" w:noVBand="1" w:val="04A0"/>
         <w:tblInd w:type="dxa" w:w="0"/>
         <w:tblBorders>
           <w:top w:val="nil"/>
@@ -4072,6 +4121,10 @@
           <w:insideH w:val="nil"/>
           <w:insideV w:val="nil"/>
         </w:tblBorders>
+        <w:tblLayout w:type="fixed"/>
+        <w:tblLook w:firstColumn="1" w:firstRow="1" w:lastColumn="0" w:lastRow="0" w:noHBand="0" w:noVBand="1" w:val="04A0"/>
+        <w:tblCaption w:val="Exercise 16"/>
+        <w:tblDescription w:val="Layout table. It only arranges the page; read its cells in order."/>
       </w:tblPr>
       <w:tblGrid>
         <w:gridCol w:w="10368"/>
@@ -4140,8 +4193,6 @@
           <w:tbl>
             <w:tblPr>
               <w:tblW w:type="dxa" w:w="10368"/>
-              <w:tblLayout w:type="fixed"/>
-              <w:tblLook w:firstColumn="1" w:firstRow="1" w:lastColumn="0" w:lastRow="0" w:noHBand="0" w:noVBand="1" w:val="04A0"/>
               <w:jc w:val="center"/>
               <w:tblInd w:type="dxa" w:w="0"/>
               <w:tblBorders>
@@ -4152,6 +4203,10 @@
                 <w:insideH w:val="single" w:color="B9C9CE" w:sz="4" w:space="0"/>
                 <w:insideV w:val="single" w:color="B9C9CE" w:sz="4" w:space="0"/>
               </w:tblBorders>
+              <w:tblLayout w:type="fixed"/>
+              <w:tblLook w:firstColumn="1" w:firstRow="1" w:lastColumn="0" w:lastRow="0" w:noHBand="0" w:noVBand="1" w:val="04A0"/>
+              <w:tblCaption w:val="Layout"/>
+              <w:tblDescription w:val="Layout table. It only arranges the page; read its cells in order."/>
             </w:tblPr>
             <w:tblGrid>
               <w:gridCol w:w="5184"/>
@@ -4320,8 +4375,6 @@
       <w:tblPr>
         <w:tblW w:type="dxa" w:w="10368"/>
         <w:jc w:val="center"/>
-        <w:tblLayout w:type="fixed"/>
-        <w:tblLook w:firstColumn="1" w:firstRow="1" w:lastColumn="0" w:lastRow="0" w:noHBand="0" w:noVBand="1" w:val="04A0"/>
         <w:tblInd w:type="dxa" w:w="0"/>
         <w:tblBorders>
           <w:top w:val="nil"/>
@@ -4331,6 +4384,10 @@
           <w:insideH w:val="nil"/>
           <w:insideV w:val="nil"/>
         </w:tblBorders>
+        <w:tblLayout w:type="fixed"/>
+        <w:tblLook w:firstColumn="1" w:firstRow="1" w:lastColumn="0" w:lastRow="0" w:noHBand="0" w:noVBand="1" w:val="04A0"/>
+        <w:tblCaption w:val="Exercise 17"/>
+        <w:tblDescription w:val="Layout table. It only arranges the page; read its cells in order."/>
       </w:tblPr>
       <w:tblGrid>
         <w:gridCol w:w="10368"/>
@@ -4399,8 +4456,6 @@
           <w:tbl>
             <w:tblPr>
               <w:tblW w:type="dxa" w:w="10368"/>
-              <w:tblLayout w:type="fixed"/>
-              <w:tblLook w:firstColumn="1" w:firstRow="1" w:lastColumn="0" w:lastRow="0" w:noHBand="0" w:noVBand="1" w:val="04A0"/>
               <w:jc w:val="center"/>
               <w:tblInd w:type="dxa" w:w="0"/>
               <w:tblBorders>
@@ -4411,6 +4466,10 @@
                 <w:insideH w:val="single" w:color="B9C9CE" w:sz="4" w:space="0"/>
                 <w:insideV w:val="single" w:color="B9C9CE" w:sz="4" w:space="0"/>
               </w:tblBorders>
+              <w:tblLayout w:type="fixed"/>
+              <w:tblLook w:firstColumn="1" w:firstRow="1" w:lastColumn="0" w:lastRow="0" w:noHBand="0" w:noVBand="1" w:val="04A0"/>
+              <w:tblCaption w:val="Layout"/>
+              <w:tblDescription w:val="Layout table. It only arranges the page; read its cells in order."/>
             </w:tblPr>
             <w:tblGrid>
               <w:gridCol w:w="5184"/>
@@ -4579,8 +4638,6 @@
       <w:tblPr>
         <w:tblW w:type="dxa" w:w="10368"/>
         <w:jc w:val="center"/>
-        <w:tblLayout w:type="fixed"/>
-        <w:tblLook w:firstColumn="1" w:firstRow="1" w:lastColumn="0" w:lastRow="0" w:noHBand="0" w:noVBand="1" w:val="04A0"/>
         <w:tblInd w:type="dxa" w:w="0"/>
         <w:tblBorders>
           <w:top w:val="nil"/>
@@ -4590,6 +4647,10 @@
           <w:insideH w:val="nil"/>
           <w:insideV w:val="nil"/>
         </w:tblBorders>
+        <w:tblLayout w:type="fixed"/>
+        <w:tblLook w:firstColumn="1" w:firstRow="1" w:lastColumn="0" w:lastRow="0" w:noHBand="0" w:noVBand="1" w:val="04A0"/>
+        <w:tblCaption w:val="Exercise 18"/>
+        <w:tblDescription w:val="Layout table. It only arranges the page; read its cells in order."/>
       </w:tblPr>
       <w:tblGrid>
         <w:gridCol w:w="10368"/>
@@ -4658,8 +4719,6 @@
           <w:tbl>
             <w:tblPr>
               <w:tblW w:type="dxa" w:w="10368"/>
-              <w:tblLayout w:type="fixed"/>
-              <w:tblLook w:firstColumn="1" w:firstRow="1" w:lastColumn="0" w:lastRow="0" w:noHBand="0" w:noVBand="1" w:val="04A0"/>
               <w:jc w:val="center"/>
               <w:tblInd w:type="dxa" w:w="0"/>
               <w:tblBorders>
@@ -4670,6 +4729,10 @@
                 <w:insideH w:val="single" w:color="B9C9CE" w:sz="4" w:space="0"/>
                 <w:insideV w:val="single" w:color="B9C9CE" w:sz="4" w:space="0"/>
               </w:tblBorders>
+              <w:tblLayout w:type="fixed"/>
+              <w:tblLook w:firstColumn="1" w:firstRow="1" w:lastColumn="0" w:lastRow="0" w:noHBand="0" w:noVBand="1" w:val="04A0"/>
+              <w:tblCaption w:val="Layout"/>
+              <w:tblDescription w:val="Layout table. It only arranges the page; read its cells in order."/>
             </w:tblPr>
             <w:tblGrid>
               <w:gridCol w:w="5184"/>
@@ -4820,7 +4883,7 @@
           </w:p>
           <w:p>
             <w:pPr>
-              <w:pStyle w:val="PublisherSection"/>
+              <w:pStyle w:val="Heading2"/>
               <w:shd w:val="clear" w:color="auto" w:fill="FAF5E9"/>
               <w:pBdr>
                 <w:left w:val="single" w:color="B57720" w:sz="20" w:space="7"/>
@@ -4842,8 +4905,6 @@
             <w:tblPr>
               <w:tblW w:type="dxa" w:w="10368"/>
               <w:jc w:val="center"/>
-              <w:tblLayout w:type="fixed"/>
-              <w:tblLook w:firstColumn="1" w:firstRow="1" w:lastColumn="0" w:lastRow="0" w:noHBand="0" w:noVBand="1" w:val="04A0"/>
               <w:tblInd w:type="dxa" w:w="0"/>
               <w:tblBorders>
                 <w:top w:val="single" w:color="B9C9CE" w:sz="4" w:space="0"/>
@@ -4853,6 +4914,10 @@
                 <w:insideH w:val="single" w:color="FFFFFF" w:sz="8" w:space="0"/>
                 <w:insideV w:val="single" w:color="FFFFFF" w:sz="12" w:space="0"/>
               </w:tblBorders>
+              <w:tblLayout w:type="fixed"/>
+              <w:tblLook w:firstColumn="1" w:firstRow="1" w:lastColumn="0" w:lastRow="0" w:noHBand="0" w:noVBand="1" w:val="04A0"/>
+              <w:tblCaption w:val="Layout"/>
+              <w:tblDescription w:val="Layout table. It only arranges the page; read its cells in order."/>
             </w:tblPr>
             <w:tblGrid>
               <w:gridCol w:w="6768"/>
@@ -5085,7 +5150,7 @@
         <w:sz w:val="16"/>
         <w:szCs w:val="16"/>
       </w:rPr>
-      <w:t>Lesson 7.2 / Session 1  /  Regular  /  V2</w:t>
+      <w:t>Lesson 7.2 / Session 1</w:t>
     </w:r>
     <w:r>
       <w:rPr>
@@ -5151,7 +5216,7 @@
         <w:szCs w:val="16"/>
       </w:rPr>
       <w:tab/>
-      <w:t>HOMEWORK  /  V2</w:t>
+      <w:t>HOMEWORK</w:t>
     </w:r>
   </w:p>
 </w:hdr>
@@ -5589,19 +5654,20 @@
     <w:rsid w:val="00FC693F"/>
     <w:pPr>
       <w:keepNext/>
-      <w:keepLines/>
       <w:widowControl/>
-      <w:spacing w:before="200" w:after="120" w:line="269" w:lineRule="auto"/>
+      <w:spacing w:after="100" w:line="245" w:lineRule="auto" w:before="0"/>
       <w:ind w:left="0" w:right="0" w:firstLine="0"/>
+      <w:contextualSpacing/>
       <w:outlineLvl w:val="0"/>
     </w:pPr>
     <w:rPr>
       <w:rFonts w:ascii="Arial" w:hAnsi="Arial" w:eastAsia="Arial" w:cs="Arial"/>
       <w:b/>
-      <w:bCs/>
       <w:color w:val="183E56"/>
-      <w:sz w:val="34"/>
-      <w:szCs w:val="34"/>
+      <w:spacing w:val="5"/>
+      <w:kern w:val="28"/>
+      <w:sz w:val="46"/>
+      <w:szCs w:val="46"/>
     </w:rPr>
   </w:style>
   <w:style w:type="paragraph" w:styleId="Heading2">
@@ -5615,19 +5681,17 @@
     <w:rsid w:val="00FC693F"/>
     <w:pPr>
       <w:keepNext/>
-      <w:keepLines/>
       <w:widowControl/>
-      <w:spacing w:before="180" w:after="100" w:line="269" w:lineRule="auto"/>
+      <w:spacing w:before="200" w:after="120" w:line="269" w:lineRule="auto"/>
       <w:ind w:left="0" w:right="0" w:firstLine="0"/>
       <w:outlineLvl w:val="1"/>
     </w:pPr>
     <w:rPr>
       <w:rFonts w:ascii="Arial" w:hAnsi="Arial" w:eastAsia="Arial" w:cs="Arial"/>
       <w:b/>
-      <w:bCs/>
-      <w:color w:val="176B70"/>
-      <w:sz w:val="22"/>
-      <w:szCs w:val="22"/>
+      <w:color w:val="183E56"/>
+      <w:sz w:val="21"/>
+      <w:szCs w:val="21"/>
     </w:rPr>
   </w:style>
   <w:style w:type="paragraph" w:styleId="Heading3">

--- a/lessons/7-2-group1/homework.docx
+++ b/lessons/7-2-group1/homework.docx
@@ -55,7 +55,7 @@
         <w:rPr>
           <w:rFonts w:ascii="Arial" w:hAnsi="Arial" w:eastAsia="Arial" w:cs="Arial"/>
         </w:rPr>
-        <w:t>Maryland Standard 6.NS.C.6c   ·   Learning target — I can plot a rational number and its opposite on a number line.</w:t>
+        <w:t>Maryland Standard 6.NOS.6   ·   Learning target — I can plot a rational number and its opposite on a number line.</w:t>
       </w:r>
     </w:p>
     <w:p>
